--- a/store/プレスリリース案.docx
+++ b/store/プレスリリース案.docx
@@ -310,7 +310,7 @@
           <w:sz w:val="21"/>
           <w:szCs w:val="21"/>
         </w:rPr>
-        <w:t xml:space="preserve">「解き方」はアニメで1ステップずつ：押すたびに補助線がスッと引かれ、注目する部分に色がつき、等しい角に印がつきます。最後の計算は自分で入力して正解する流れです(解説を見た問題は学習扱いで0点)</w:t>
+        <w:t xml:space="preserve">「解き方」は1ステップずつ：押すたびに解き方が一段ずつ進みます。時計の針・折り返し・葉っぱ形・ヒポクラテスの月などの看板問題では補助線がスッと引かれ、注目する部分に色がつき、等しい角に印がつきます。ほかの問題も図の見るべきところを色でなぞりながら、解説を一段ずつ見せます(解き方を見た問題は学習扱いで0点)</w:t>
       </w:r>
     </w:p>
     <w:p>

--- a/store/プレスリリース案.docx
+++ b/store/プレスリリース案.docx
@@ -11,105 +11,56 @@
           <w:rFonts w:ascii="Yu Gothic" w:cs="Yu Gothic" w:eastAsia="Yu Gothic" w:hAnsi="Yu Gothic"/>
           <w:b w:val="false"/>
           <w:bCs w:val="false"/>
-          <w:sz w:val="20"/>
-          <w:szCs w:val="20"/>
+          <w:sz w:val="21"/>
+          <w:szCs w:val="21"/>
         </w:rPr>
         <w:t xml:space="preserve">報道関係者各位</w:t>
       </w:r>
     </w:p>
     <w:p>
       <w:pPr>
-        <w:spacing w:after="40" w:line="300"/>
-        <w:jc w:val="right"/>
-      </w:pPr>
-      <w:r>
-        <w:rPr>
-          <w:rFonts w:ascii="Yu Gothic" w:cs="Yu Gothic" w:eastAsia="Yu Gothic" w:hAnsi="Yu Gothic"/>
-          <w:b w:val="false"/>
-          <w:bCs w:val="false"/>
-          <w:sz w:val="20"/>
-          <w:szCs w:val="20"/>
+        <w:spacing w:after="120" w:line="300"/>
+      </w:pPr>
+      <w:r>
+        <w:rPr>
+          <w:rFonts w:ascii="Yu Gothic" w:cs="Yu Gothic" w:eastAsia="Yu Gothic" w:hAnsi="Yu Gothic"/>
+          <w:b w:val="false"/>
+          <w:bCs w:val="false"/>
+          <w:sz w:val="21"/>
+          <w:szCs w:val="21"/>
         </w:rPr>
         <w:t xml:space="preserve">プレスリリース　2026年■月■■日</w:t>
       </w:r>
     </w:p>
     <w:p>
       <w:pPr>
-        <w:spacing w:after="240" w:line="300"/>
-        <w:jc w:val="right"/>
-      </w:pPr>
-      <w:r>
-        <w:rPr>
-          <w:rFonts w:ascii="Yu Gothic" w:cs="Yu Gothic" w:eastAsia="Yu Gothic" w:hAnsi="Yu Gothic"/>
-          <w:b w:val="false"/>
-          <w:bCs w:val="false"/>
-          <w:sz w:val="20"/>
-          <w:szCs w:val="20"/>
+        <w:spacing w:after="120" w:line="300"/>
+      </w:pPr>
+      <w:r>
+        <w:rPr>
+          <w:rFonts w:ascii="Yu Gothic" w:cs="Yu Gothic" w:eastAsia="Yu Gothic" w:hAnsi="Yu Gothic"/>
+          <w:b w:val="false"/>
+          <w:bCs w:val="false"/>
+          <w:sz w:val="21"/>
+          <w:szCs w:val="21"/>
         </w:rPr>
         <w:t xml:space="preserve">合同会社SNAPLACE</w:t>
       </w:r>
     </w:p>
     <w:p>
       <w:pPr>
-        <w:spacing w:after="60" w:before="120" w:line="380"/>
+        <w:spacing w:after="200" w:before="200" w:line="340"/>
       </w:pPr>
       <w:r>
         <w:rPr>
           <w:rFonts w:ascii="Yu Gothic" w:cs="Yu Gothic" w:eastAsia="Yu Gothic" w:hAnsi="Yu Gothic"/>
           <w:b/>
           <w:bCs/>
-          <w:sz w:val="32"/>
-          <w:szCs w:val="32"/>
-        </w:rPr>
-        <w:t xml:space="preserve">中学受験・高校受験・大学受験の図形を、1本で</w:t>
-      </w:r>
-    </w:p>
-    <w:p>
-      <w:pPr>
-        <w:pBdr>
-          <w:bottom w:val="single" w:color="1F3864" w:sz="8" w:space="8"/>
-        </w:pBdr>
-        <w:spacing w:after="140" w:line="380"/>
-      </w:pPr>
-      <w:r>
-        <w:rPr>
-          <w:rFonts w:ascii="Yu Gothic" w:cs="Yu Gothic" w:eastAsia="Yu Gothic" w:hAnsi="Yu Gothic"/>
-          <w:b/>
-          <w:bCs/>
-          <w:sz w:val="32"/>
-          <w:szCs w:val="32"/>
-        </w:rPr>
-        <w:t xml:space="preserve">角度と面積の学習ゲーム『図形ハンター』を配信開始</w:t>
-      </w:r>
-    </w:p>
-    <w:p>
-      <w:pPr>
-        <w:spacing w:after="240" w:line="300"/>
-      </w:pPr>
-      <w:r>
-        <w:rPr>
-          <w:rFonts w:ascii="Yu Gothic" w:cs="Yu Gothic" w:eastAsia="Yu Gothic" w:hAnsi="Yu Gothic"/>
-          <w:b/>
-          <w:bCs/>
-          <w:sz w:val="21"/>
-          <w:szCs w:val="21"/>
-        </w:rPr>
-        <w:t xml:space="preserve">平面図形の名物問題から三角比・放物線まで全41ステージ・約15,000通り(値は毎回変わるので答えを覚えられない) ／ 各編の最初の4ステージは無料・以降は買い切り500円 ／ 広告・ガチャ・スタミナなし</w:t>
-      </w:r>
-    </w:p>
-    <w:p>
-      <w:pPr>
-        <w:spacing w:after="200" w:line="300"/>
-      </w:pPr>
-      <w:r>
-        <w:rPr>
-          <w:rFonts w:ascii="Yu Gothic" w:cs="Yu Gothic" w:eastAsia="Yu Gothic" w:hAnsi="Yu Gothic"/>
-          <w:b w:val="false"/>
-          <w:bCs w:val="false"/>
-          <w:sz w:val="21"/>
-          <w:szCs w:val="21"/>
-        </w:rPr>
-        <w:t xml:space="preserve">合同会社SNAPLACE(所在地：■■■■、代表：■■■■)は、図形の「角度」と「面積」の問題を中学受験・高校受験・大学受験の3レベルで解く学習ゲーム『図形ハンター』を、2026年■月■日より App Store(iOS)および Google Play(Android)で配信開始しました。小学生の受験算数(平面図形)から高校の三角比・放物線までを1本に収めており、学年が上がっても同じアプリで続けられます。</w:t>
+          <w:color w:val="1F3864"/>
+          <w:sz w:val="30"/>
+          <w:szCs w:val="30"/>
+        </w:rPr>
+        <w:t xml:space="preserve">中学受験・高校受験・大学受験の図形を、1本で 角度と面積の学習ゲーム『図形ハンター』を配信開始</w:t>
       </w:r>
     </w:p>
     <w:p>
@@ -125,37 +76,97 @@
           <w:sz w:val="24"/>
           <w:szCs w:val="24"/>
         </w:rPr>
-        <w:t xml:space="preserve">■ 背景：図形の問題集は、答えを覚えた時点で終わってしまう</w:t>
-      </w:r>
-    </w:p>
-    <w:p>
-      <w:pPr>
-        <w:spacing w:after="120" w:line="300"/>
-      </w:pPr>
-      <w:r>
-        <w:rPr>
-          <w:rFonts w:ascii="Yu Gothic" w:cs="Yu Gothic" w:eastAsia="Yu Gothic" w:hAnsi="Yu Gothic"/>
-          <w:b w:val="false"/>
-          <w:bCs w:val="false"/>
-          <w:sz w:val="21"/>
-          <w:szCs w:val="21"/>
-        </w:rPr>
-        <w:t xml:space="preserve">図形は「解き方を知っているかどうか」で差がつく分野です。ところが紙の問題集は一度解くと答えを覚えてしまい、同じ問題をもう一度解いても力になりません。かといって別の問題集を買っても、載っている解法は同じ十数種類に落ち着きます。</w:t>
-      </w:r>
-    </w:p>
-    <w:p>
-      <w:pPr>
-        <w:spacing w:after="120" w:line="300"/>
-      </w:pPr>
-      <w:r>
-        <w:rPr>
-          <w:rFonts w:ascii="Yu Gothic" w:cs="Yu Gothic" w:eastAsia="Yu Gothic" w:hAnsi="Yu Gothic"/>
-          <w:b w:val="false"/>
-          <w:bCs w:val="false"/>
-          <w:sz w:val="21"/>
-          <w:szCs w:val="21"/>
-        </w:rPr>
-        <w:t xml:space="preserve">本作は「同じ単元を、数値を変えて何度でも解き直せること」を出発点に開発しました。問題はすべてプログラムがその場で作るので、答えの丸暗記ができません。</w:t>
+        <w:t xml:space="preserve">平面図形の名物問題から三角比・積分まで全65ステージ・30,763通り(値は毎回変わるので答えを覚えられない) ／ 学年ごとに3つのストーリーモード ／ 小学生の範囲は漢字にふりがな ／ 各編の最初の4ステージは無料・以降は買い切り500円 ／ 広告・ガチャ・スタミナなし</w:t>
+      </w:r>
+    </w:p>
+    <w:p>
+      <w:pPr>
+        <w:spacing w:after="120" w:line="300"/>
+      </w:pPr>
+      <w:r>
+        <w:rPr>
+          <w:rFonts w:ascii="Yu Gothic" w:cs="Yu Gothic" w:eastAsia="Yu Gothic" w:hAnsi="Yu Gothic"/>
+          <w:b w:val="false"/>
+          <w:bCs w:val="false"/>
+          <w:sz w:val="21"/>
+          <w:szCs w:val="21"/>
+        </w:rPr>
+        <w:t xml:space="preserve">合同会社SNAPLACE(所在地：■■■■、代表：■■■■)は、図形の「角度」と「面積」の問題を</w:t>
+      </w:r>
+    </w:p>
+    <w:p>
+      <w:pPr>
+        <w:spacing w:after="120" w:line="300"/>
+      </w:pPr>
+      <w:r>
+        <w:rPr>
+          <w:rFonts w:ascii="Yu Gothic" w:cs="Yu Gothic" w:eastAsia="Yu Gothic" w:hAnsi="Yu Gothic"/>
+          <w:b w:val="false"/>
+          <w:bCs w:val="false"/>
+          <w:sz w:val="21"/>
+          <w:szCs w:val="21"/>
+        </w:rPr>
+        <w:t xml:space="preserve">中学受験・高校受験・大学受験の3レベルで解く学習ゲーム『図形ハンター』を、</w:t>
+      </w:r>
+    </w:p>
+    <w:p>
+      <w:pPr>
+        <w:spacing w:after="120" w:line="300"/>
+      </w:pPr>
+      <w:r>
+        <w:rPr>
+          <w:rFonts w:ascii="Yu Gothic" w:cs="Yu Gothic" w:eastAsia="Yu Gothic" w:hAnsi="Yu Gothic"/>
+          <w:b w:val="false"/>
+          <w:bCs w:val="false"/>
+          <w:sz w:val="21"/>
+          <w:szCs w:val="21"/>
+        </w:rPr>
+        <w:t xml:space="preserve">2026年■月■日より App Store(iOS)および Google Play(Android)で配信開始しました。</w:t>
+      </w:r>
+    </w:p>
+    <w:p>
+      <w:pPr>
+        <w:spacing w:after="120" w:line="300"/>
+      </w:pPr>
+      <w:r>
+        <w:rPr>
+          <w:rFonts w:ascii="Yu Gothic" w:cs="Yu Gothic" w:eastAsia="Yu Gothic" w:hAnsi="Yu Gothic"/>
+          <w:b w:val="false"/>
+          <w:bCs w:val="false"/>
+          <w:sz w:val="21"/>
+          <w:szCs w:val="21"/>
+        </w:rPr>
+        <w:t xml:space="preserve">小学生の受験算数(平面図形・立体)から高校の三角比・ベクトル・積分までを1本に収めており、</w:t>
+      </w:r>
+    </w:p>
+    <w:p>
+      <w:pPr>
+        <w:spacing w:after="120" w:line="300"/>
+      </w:pPr>
+      <w:r>
+        <w:rPr>
+          <w:rFonts w:ascii="Yu Gothic" w:cs="Yu Gothic" w:eastAsia="Yu Gothic" w:hAnsi="Yu Gothic"/>
+          <w:b w:val="false"/>
+          <w:bCs w:val="false"/>
+          <w:sz w:val="21"/>
+          <w:szCs w:val="21"/>
+        </w:rPr>
+        <w:t xml:space="preserve">学年が上がっても同じアプリで続けられます。小学生が読む画面は、小学1年生で習う漢字</w:t>
+      </w:r>
+    </w:p>
+    <w:p>
+      <w:pPr>
+        <w:spacing w:after="120" w:line="300"/>
+      </w:pPr>
+      <w:r>
+        <w:rPr>
+          <w:rFonts w:ascii="Yu Gothic" w:cs="Yu Gothic" w:eastAsia="Yu Gothic" w:hAnsi="Yu Gothic"/>
+          <w:b w:val="false"/>
+          <w:bCs w:val="false"/>
+          <w:sz w:val="21"/>
+          <w:szCs w:val="21"/>
+        </w:rPr>
+        <w:t xml:space="preserve">以外のすべてに漢字の上へふりがなが付きます。</w:t>
       </w:r>
     </w:p>
     <w:p>
@@ -171,6 +182,97 @@
           <w:sz w:val="24"/>
           <w:szCs w:val="24"/>
         </w:rPr>
+        <w:t xml:space="preserve">■ 背景：図形の問題集は、答えを覚えた時点で終わってしまう</w:t>
+      </w:r>
+    </w:p>
+    <w:p>
+      <w:pPr>
+        <w:spacing w:after="120" w:line="300"/>
+      </w:pPr>
+      <w:r>
+        <w:rPr>
+          <w:rFonts w:ascii="Yu Gothic" w:cs="Yu Gothic" w:eastAsia="Yu Gothic" w:hAnsi="Yu Gothic"/>
+          <w:b w:val="false"/>
+          <w:bCs w:val="false"/>
+          <w:sz w:val="21"/>
+          <w:szCs w:val="21"/>
+        </w:rPr>
+        <w:t xml:space="preserve">図形は「解き方を知っているかどうか」で差がつく分野です。ところが紙の問題集は</w:t>
+      </w:r>
+    </w:p>
+    <w:p>
+      <w:pPr>
+        <w:spacing w:after="120" w:line="300"/>
+      </w:pPr>
+      <w:r>
+        <w:rPr>
+          <w:rFonts w:ascii="Yu Gothic" w:cs="Yu Gothic" w:eastAsia="Yu Gothic" w:hAnsi="Yu Gothic"/>
+          <w:b w:val="false"/>
+          <w:bCs w:val="false"/>
+          <w:sz w:val="21"/>
+          <w:szCs w:val="21"/>
+        </w:rPr>
+        <w:t xml:space="preserve">一度解くと答えを覚えてしまい、同じ問題をもう一度解いても力になりません。</w:t>
+      </w:r>
+    </w:p>
+    <w:p>
+      <w:pPr>
+        <w:spacing w:after="120" w:line="300"/>
+      </w:pPr>
+      <w:r>
+        <w:rPr>
+          <w:rFonts w:ascii="Yu Gothic" w:cs="Yu Gothic" w:eastAsia="Yu Gothic" w:hAnsi="Yu Gothic"/>
+          <w:b w:val="false"/>
+          <w:bCs w:val="false"/>
+          <w:sz w:val="21"/>
+          <w:szCs w:val="21"/>
+        </w:rPr>
+        <w:t xml:space="preserve">かといって別の問題集を買っても、載っている解法は同じ十数種類に落ち着きます。</w:t>
+      </w:r>
+    </w:p>
+    <w:p>
+      <w:pPr>
+        <w:spacing w:after="120" w:line="300"/>
+      </w:pPr>
+      <w:r>
+        <w:rPr>
+          <w:rFonts w:ascii="Yu Gothic" w:cs="Yu Gothic" w:eastAsia="Yu Gothic" w:hAnsi="Yu Gothic"/>
+          <w:b w:val="false"/>
+          <w:bCs w:val="false"/>
+          <w:sz w:val="21"/>
+          <w:szCs w:val="21"/>
+        </w:rPr>
+        <w:t xml:space="preserve">本作は「同じ単元を、数値を変えて何度でも解き直せること」を出発点に開発しました。</w:t>
+      </w:r>
+    </w:p>
+    <w:p>
+      <w:pPr>
+        <w:spacing w:after="120" w:line="300"/>
+      </w:pPr>
+      <w:r>
+        <w:rPr>
+          <w:rFonts w:ascii="Yu Gothic" w:cs="Yu Gothic" w:eastAsia="Yu Gothic" w:hAnsi="Yu Gothic"/>
+          <w:b w:val="false"/>
+          <w:bCs w:val="false"/>
+          <w:sz w:val="21"/>
+          <w:szCs w:val="21"/>
+        </w:rPr>
+        <w:t xml:space="preserve">問題はすべてプログラムがその場で作るので、答えの丸暗記ができません。</w:t>
+      </w:r>
+    </w:p>
+    <w:p>
+      <w:pPr>
+        <w:spacing w:after="140" w:before="320"/>
+      </w:pPr>
+      <w:r>
+        <w:rPr>
+          <w:rFonts w:ascii="Yu Gothic" w:cs="Yu Gothic" w:eastAsia="Yu Gothic" w:hAnsi="Yu Gothic"/>
+          <w:b/>
+          <w:bCs/>
+          <w:color w:val="1F3864"/>
+          <w:sz w:val="24"/>
+          <w:szCs w:val="24"/>
+        </w:rPr>
         <w:t xml:space="preserve">■ ゲーム内容：図で出る。数字で答える。</w:t>
       </w:r>
     </w:p>
@@ -186,7 +288,22 @@
           <w:sz w:val="21"/>
           <w:szCs w:val="21"/>
         </w:rPr>
-        <w:t xml:space="preserve">1ステージはハート3つで3問連続のミッションです。まちがえるとハートが減り、0になるとやり直し(数値は変わります)。クリア時に残ったハートがそのまま★1〜3になります。</w:t>
+        <w:t xml:space="preserve">1ステージはハート3つで3問連続のミッションです。まちがえるとハートが減り、</w:t>
+      </w:r>
+    </w:p>
+    <w:p>
+      <w:pPr>
+        <w:spacing w:after="120" w:line="300"/>
+      </w:pPr>
+      <w:r>
+        <w:rPr>
+          <w:rFonts w:ascii="Yu Gothic" w:cs="Yu Gothic" w:eastAsia="Yu Gothic" w:hAnsi="Yu Gothic"/>
+          <w:b w:val="false"/>
+          <w:bCs w:val="false"/>
+          <w:sz w:val="21"/>
+          <w:szCs w:val="21"/>
+        </w:rPr>
+        <w:t xml:space="preserve">0になるとやり直し(数値は変わります)。クリア時に残ったハートがそのまま★1〜3になります。</w:t>
       </w:r>
     </w:p>
     <w:p>
@@ -204,7 +321,22 @@
           <w:sz w:val="21"/>
           <w:szCs w:val="21"/>
         </w:rPr>
-        <w:t xml:space="preserve">角度編16ステージ + 面積編25ステージ = 全41ステージ。各編の中は中学受験 → 高校受験 → 大学受験の順に並び、前をクリアすると次が開きます</w:t>
+        <w:t xml:space="preserve">角度編20ステージ + 面積編45ステージ = 全65ステージ。各編の中は</w:t>
+      </w:r>
+    </w:p>
+    <w:p>
+      <w:pPr>
+        <w:spacing w:after="120" w:line="300"/>
+      </w:pPr>
+      <w:r>
+        <w:rPr>
+          <w:rFonts w:ascii="Yu Gothic" w:cs="Yu Gothic" w:eastAsia="Yu Gothic" w:hAnsi="Yu Gothic"/>
+          <w:b w:val="false"/>
+          <w:bCs w:val="false"/>
+          <w:sz w:val="21"/>
+          <w:szCs w:val="21"/>
+        </w:rPr>
+        <w:t xml:space="preserve">中学受験 → 高校受験 → 大学受験の順に並び、前をクリアすると次が開きます</w:t>
       </w:r>
     </w:p>
     <w:p>
@@ -222,7 +354,7 @@
           <w:sz w:val="21"/>
           <w:szCs w:val="21"/>
         </w:rPr>
-        <w:t xml:space="preserve">問題文と答えの組だけ数えて15,329通り(実測)。図の数値のちがいまで含めればさらに増えます</w:t>
+        <w:t xml:space="preserve">問題文と答えの組だけ数えて30,763通り(実測)。図の数値のちがいまで含めればさらに増えます</w:t>
       </w:r>
     </w:p>
     <w:p>
@@ -240,7 +372,121 @@
           <w:sz w:val="21"/>
           <w:szCs w:val="21"/>
         </w:rPr>
-        <w:t xml:space="preserve">中学受験の看板問題(時計の針・ブーメラン形・折り返し・正多角形の対角線・道の面積・長方形の中の点・葉っぱ形)から、ヒポクラテスの月・余弦定理・ヘロンの公式・6分の1公式まで収録</w:t>
+        <w:t xml:space="preserve">学年ごとに3つのストーリーモード。公式を教わる前に、手を動かして自分で見つけます</w:t>
+      </w:r>
+    </w:p>
+    <w:p>
+      <w:pPr>
+        <w:pStyle w:val="ListParagraph"/>
+        <w:numPr>
+          <w:ilvl w:val="1"/>
+          <w:numId w:val="1"/>
+        </w:numPr>
+        <w:spacing w:after="80" w:line="300"/>
+      </w:pPr>
+      <w:r>
+        <w:rPr>
+          <w:rFonts w:ascii="Yu Gothic" w:cs="Yu Gothic" w:eastAsia="Yu Gothic" w:hAnsi="Yu Gothic"/>
+          <w:sz w:val="21"/>
+          <w:szCs w:val="21"/>
+        </w:rPr>
+        <w:t xml:space="preserve">小学生(全23回)：中学受験の単元1つ1つに、指でさわって見つける回があります。</w:t>
+      </w:r>
+    </w:p>
+    <w:p>
+      <w:pPr>
+        <w:spacing w:after="120" w:line="300"/>
+      </w:pPr>
+      <w:r>
+        <w:rPr>
+          <w:rFonts w:ascii="Yu Gothic" w:cs="Yu Gothic" w:eastAsia="Yu Gothic" w:hAnsi="Yu Gothic"/>
+          <w:b w:val="false"/>
+          <w:bCs w:val="false"/>
+          <w:sz w:val="21"/>
+          <w:szCs w:val="21"/>
+        </w:rPr>
+        <w:t xml:space="preserve">三角形のかどをちぎって一直線にならべる、円をころがして直径3個分と少しを数える、</w:t>
+      </w:r>
+    </w:p>
+    <w:p>
+      <w:pPr>
+        <w:spacing w:after="120" w:line="300"/>
+      </w:pPr>
+      <w:r>
+        <w:rPr>
+          <w:rFonts w:ascii="Yu Gothic" w:cs="Yu Gothic" w:eastAsia="Yu Gothic" w:hAnsi="Yu Gothic"/>
+          <w:b w:val="false"/>
+          <w:bCs w:val="false"/>
+          <w:sz w:val="21"/>
+          <w:szCs w:val="21"/>
+        </w:rPr>
+        <w:t xml:space="preserve">水を移して深さが変わるのを見る ―― そのあとに、その単元の問題を1問解きます</w:t>
+      </w:r>
+    </w:p>
+    <w:p>
+      <w:pPr>
+        <w:pStyle w:val="ListParagraph"/>
+        <w:numPr>
+          <w:ilvl w:val="1"/>
+          <w:numId w:val="1"/>
+        </w:numPr>
+        <w:spacing w:after="80" w:line="300"/>
+      </w:pPr>
+      <w:r>
+        <w:rPr>
+          <w:rFonts w:ascii="Yu Gothic" w:cs="Yu Gothic" w:eastAsia="Yu Gothic" w:hAnsi="Yu Gothic"/>
+          <w:sz w:val="21"/>
+          <w:szCs w:val="21"/>
+        </w:rPr>
+        <w:t xml:space="preserve">中学生(全21章)：図を動かして「動かしても変わらないもの」を見つける物語。</w:t>
+      </w:r>
+    </w:p>
+    <w:p>
+      <w:pPr>
+        <w:spacing w:after="120" w:line="300"/>
+      </w:pPr>
+      <w:r>
+        <w:rPr>
+          <w:rFonts w:ascii="Yu Gothic" w:cs="Yu Gothic" w:eastAsia="Yu Gothic" w:hAnsi="Yu Gothic"/>
+          <w:b w:val="false"/>
+          <w:bCs w:val="false"/>
+          <w:sz w:val="21"/>
+          <w:szCs w:val="21"/>
+        </w:rPr>
+        <w:t xml:space="preserve">公式を高く売りつける渡りの学者の言い分を、自分で測って確かめながら進みます</w:t>
+      </w:r>
+    </w:p>
+    <w:p>
+      <w:pPr>
+        <w:pStyle w:val="ListParagraph"/>
+        <w:numPr>
+          <w:ilvl w:val="1"/>
+          <w:numId w:val="1"/>
+        </w:numPr>
+        <w:spacing w:after="80" w:line="300"/>
+      </w:pPr>
+      <w:r>
+        <w:rPr>
+          <w:rFonts w:ascii="Yu Gothic" w:cs="Yu Gothic" w:eastAsia="Yu Gothic" w:hAnsi="Yu Gothic"/>
+          <w:sz w:val="21"/>
+          <w:szCs w:val="21"/>
+        </w:rPr>
+        <w:t xml:space="preserve">高校生(全9章)：舞台は移住船が着いたばかりの惑星。基地の軌道計算室で、</w:t>
+      </w:r>
+    </w:p>
+    <w:p>
+      <w:pPr>
+        <w:spacing w:after="120" w:line="300"/>
+      </w:pPr>
+      <w:r>
+        <w:rPr>
+          <w:rFonts w:ascii="Yu Gothic" w:cs="Yu Gothic" w:eastAsia="Yu Gothic" w:hAnsi="Yu Gothic"/>
+          <w:b w:val="false"/>
+          <w:bCs w:val="false"/>
+          <w:sz w:val="21"/>
+          <w:szCs w:val="21"/>
+        </w:rPr>
+        <w:t xml:space="preserve">着陸地点・中継塔・通信範囲・打ち上げの軌道を数学だけで決めていきます</w:t>
       </w:r>
     </w:p>
     <w:p>
@@ -258,23 +504,52 @@
           <w:sz w:val="21"/>
           <w:szCs w:val="21"/>
         </w:rPr>
-        <w:t xml:space="preserve">難度ラダー(tier 0〜9)。クリアした単元に出る「挑戦 10問」では、数字だけでなく解法そのものが1問ごとに変わります(例：平行線と角なら 錯角 → 同側内角 → 折れ線 → ジグザグ → ジグザグの逆算)。1ステージあたり2〜6種類、全41ステージで約150種類の解法を用意しました</w:t>
-      </w:r>
-    </w:p>
-    <w:p>
-      <w:pPr>
-        <w:spacing w:after="140" w:before="320"/>
-      </w:pPr>
-      <w:r>
-        <w:rPr>
-          <w:rFonts w:ascii="Yu Gothic" w:cs="Yu Gothic" w:eastAsia="Yu Gothic" w:hAnsi="Yu Gothic"/>
-          <w:b/>
-          <w:bCs/>
-          <w:color w:val="1F3864"/>
-          <w:sz w:val="24"/>
-          <w:szCs w:val="24"/>
-        </w:rPr>
-        <w:t xml:space="preserve">■ とちゅうでつまずかせない仕組み</w:t>
+        <w:t xml:space="preserve">中学受験の看板問題(時計の針・ブーメラン形・折り返し・正多角形の対角線・道の面積・</w:t>
+      </w:r>
+    </w:p>
+    <w:p>
+      <w:pPr>
+        <w:spacing w:after="120" w:line="300"/>
+      </w:pPr>
+      <w:r>
+        <w:rPr>
+          <w:rFonts w:ascii="Yu Gothic" w:cs="Yu Gothic" w:eastAsia="Yu Gothic" w:hAnsi="Yu Gothic"/>
+          <w:b w:val="false"/>
+          <w:bCs w:val="false"/>
+          <w:sz w:val="21"/>
+          <w:szCs w:val="21"/>
+        </w:rPr>
+        <w:t xml:space="preserve">長方形の中の点・葉っぱ形・水そうと水位・立体の切断)から、ヒポクラテスの月・</w:t>
+      </w:r>
+    </w:p>
+    <w:p>
+      <w:pPr>
+        <w:spacing w:after="120" w:line="300"/>
+      </w:pPr>
+      <w:r>
+        <w:rPr>
+          <w:rFonts w:ascii="Yu Gothic" w:cs="Yu Gothic" w:eastAsia="Yu Gothic" w:hAnsi="Yu Gothic"/>
+          <w:b w:val="false"/>
+          <w:bCs w:val="false"/>
+          <w:sz w:val="21"/>
+          <w:szCs w:val="21"/>
+        </w:rPr>
+        <w:t xml:space="preserve">方べきの定理・チェバとメネラウス・余弦定理・ヘロンの公式・円の方程式・</w:t>
+      </w:r>
+    </w:p>
+    <w:p>
+      <w:pPr>
+        <w:spacing w:after="120" w:line="300"/>
+      </w:pPr>
+      <w:r>
+        <w:rPr>
+          <w:rFonts w:ascii="Yu Gothic" w:cs="Yu Gothic" w:eastAsia="Yu Gothic" w:hAnsi="Yu Gothic"/>
+          <w:b w:val="false"/>
+          <w:bCs w:val="false"/>
+          <w:sz w:val="21"/>
+          <w:szCs w:val="21"/>
+        </w:rPr>
+        <w:t xml:space="preserve">空間ベクトル・6分の1公式まで収録</w:t>
       </w:r>
     </w:p>
     <w:p>
@@ -292,7 +567,68 @@
           <w:sz w:val="21"/>
           <w:szCs w:val="21"/>
         </w:rPr>
-        <w:t xml:space="preserve">電卓内蔵 ― 紙とペンいらず：解答欄には数字だけでなく式が書けます(× ÷ + − ( ) √ に対応。例 12×8÷2、三平方なら √(13×13−5×5))。「＝計算」で途中計算もでき、こわれた式はハートを消費せずに教えます</w:t>
+        <w:t xml:space="preserve">難度ラダー(tier 0〜9)。クリアした単元に出る「挑戦 10問」では、</w:t>
+      </w:r>
+    </w:p>
+    <w:p>
+      <w:pPr>
+        <w:spacing w:after="120" w:line="300"/>
+      </w:pPr>
+      <w:r>
+        <w:rPr>
+          <w:rFonts w:ascii="Yu Gothic" w:cs="Yu Gothic" w:eastAsia="Yu Gothic" w:hAnsi="Yu Gothic"/>
+          <w:b w:val="false"/>
+          <w:bCs w:val="false"/>
+          <w:sz w:val="21"/>
+          <w:szCs w:val="21"/>
+        </w:rPr>
+        <w:t xml:space="preserve">数字だけでなく解法そのものが1問ごとに変わります</w:t>
+      </w:r>
+    </w:p>
+    <w:p>
+      <w:pPr>
+        <w:spacing w:after="120" w:line="300"/>
+      </w:pPr>
+      <w:r>
+        <w:rPr>
+          <w:rFonts w:ascii="Yu Gothic" w:cs="Yu Gothic" w:eastAsia="Yu Gothic" w:hAnsi="Yu Gothic"/>
+          <w:b w:val="false"/>
+          <w:bCs w:val="false"/>
+          <w:sz w:val="21"/>
+          <w:szCs w:val="21"/>
+        </w:rPr>
+        <w:t xml:space="preserve">(例：平行線と角なら 錯角 → 同側内角 → 折れ線 → ジグザグ → ジグザグの逆算)。</w:t>
+      </w:r>
+    </w:p>
+    <w:p>
+      <w:pPr>
+        <w:spacing w:after="120" w:line="300"/>
+      </w:pPr>
+      <w:r>
+        <w:rPr>
+          <w:rFonts w:ascii="Yu Gothic" w:cs="Yu Gothic" w:eastAsia="Yu Gothic" w:hAnsi="Yu Gothic"/>
+          <w:b w:val="false"/>
+          <w:bCs w:val="false"/>
+          <w:sz w:val="21"/>
+          <w:szCs w:val="21"/>
+        </w:rPr>
+        <w:t xml:space="preserve">1ステージあたり2〜6種類、全65ステージで約245種類の解法を用意しました</w:t>
+      </w:r>
+    </w:p>
+    <w:p>
+      <w:pPr>
+        <w:spacing w:after="140" w:before="320"/>
+      </w:pPr>
+      <w:r>
+        <w:rPr>
+          <w:rFonts w:ascii="Yu Gothic" w:cs="Yu Gothic" w:eastAsia="Yu Gothic" w:hAnsi="Yu Gothic"/>
+          <w:b/>
+          <w:bCs/>
+          <w:color w:val="1F3864"/>
+          <w:sz w:val="24"/>
+          <w:szCs w:val="24"/>
+        </w:rPr>
+        <w:t xml:space="preserve">■ とちゅうでつまずかせない仕組み</w:t>
       </w:r>
     </w:p>
     <w:p>
@@ -310,7 +646,37 @@
           <w:sz w:val="21"/>
           <w:szCs w:val="21"/>
         </w:rPr>
-        <w:t xml:space="preserve">「解き方」は1ステップずつ：押すたびに解き方が一段ずつ進みます。時計の針・折り返し・葉っぱ形・ヒポクラテスの月などの看板問題では補助線がスッと引かれ、注目する部分に色がつき、等しい角に印がつきます。ほかの問題も図の見るべきところを色でなぞりながら、解説を一段ずつ見せます(解き方を見た問題は学習扱いで0点)</w:t>
+        <w:t xml:space="preserve">電卓内蔵 ― 紙とペンいらず：解答欄には数字だけでなく式が書けます</w:t>
+      </w:r>
+    </w:p>
+    <w:p>
+      <w:pPr>
+        <w:spacing w:after="120" w:line="300"/>
+      </w:pPr>
+      <w:r>
+        <w:rPr>
+          <w:rFonts w:ascii="Yu Gothic" w:cs="Yu Gothic" w:eastAsia="Yu Gothic" w:hAnsi="Yu Gothic"/>
+          <w:b w:val="false"/>
+          <w:bCs w:val="false"/>
+          <w:sz w:val="21"/>
+          <w:szCs w:val="21"/>
+        </w:rPr>
+        <w:t xml:space="preserve">(× ÷ + − ( ) √ に対応。例 12×8÷2、三平方なら √(13×13−5×5))。</w:t>
+      </w:r>
+    </w:p>
+    <w:p>
+      <w:pPr>
+        <w:spacing w:after="120" w:line="300"/>
+      </w:pPr>
+      <w:r>
+        <w:rPr>
+          <w:rFonts w:ascii="Yu Gothic" w:cs="Yu Gothic" w:eastAsia="Yu Gothic" w:hAnsi="Yu Gothic"/>
+          <w:b w:val="false"/>
+          <w:bCs w:val="false"/>
+          <w:sz w:val="21"/>
+          <w:szCs w:val="21"/>
+        </w:rPr>
+        <w:t xml:space="preserve">「＝計算」で途中計算もでき、こわれた式はハートを消費せずに教えます</w:t>
       </w:r>
     </w:p>
     <w:p>
@@ -328,7 +694,67 @@
           <w:sz w:val="21"/>
           <w:szCs w:val="21"/>
         </w:rPr>
-        <w:t xml:space="preserve">図の上に自分で補助線を引ける：端点は頂点・辺の中点・円の中心にスナップするので、「折れ点を通る平行線」「頂点と中点を結ぶ」といった狙った線が正確に引けます</w:t>
+        <w:t xml:space="preserve">「解き方」は1ステップずつ：押すたびに解き方が一段ずつ進みます。</w:t>
+      </w:r>
+    </w:p>
+    <w:p>
+      <w:pPr>
+        <w:spacing w:after="120" w:line="300"/>
+      </w:pPr>
+      <w:r>
+        <w:rPr>
+          <w:rFonts w:ascii="Yu Gothic" w:cs="Yu Gothic" w:eastAsia="Yu Gothic" w:hAnsi="Yu Gothic"/>
+          <w:b w:val="false"/>
+          <w:bCs w:val="false"/>
+          <w:sz w:val="21"/>
+          <w:szCs w:val="21"/>
+        </w:rPr>
+        <w:t xml:space="preserve">時計の針・折り返し・葉っぱ形・ヒポクラテスの月などの看板問題では</w:t>
+      </w:r>
+    </w:p>
+    <w:p>
+      <w:pPr>
+        <w:spacing w:after="120" w:line="300"/>
+      </w:pPr>
+      <w:r>
+        <w:rPr>
+          <w:rFonts w:ascii="Yu Gothic" w:cs="Yu Gothic" w:eastAsia="Yu Gothic" w:hAnsi="Yu Gothic"/>
+          <w:b w:val="false"/>
+          <w:bCs w:val="false"/>
+          <w:sz w:val="21"/>
+          <w:szCs w:val="21"/>
+        </w:rPr>
+        <w:t xml:space="preserve">補助線がスッと引かれ、注目する部分に色がつき、等しい角に印がつきます。</w:t>
+      </w:r>
+    </w:p>
+    <w:p>
+      <w:pPr>
+        <w:spacing w:after="120" w:line="300"/>
+      </w:pPr>
+      <w:r>
+        <w:rPr>
+          <w:rFonts w:ascii="Yu Gothic" w:cs="Yu Gothic" w:eastAsia="Yu Gothic" w:hAnsi="Yu Gothic"/>
+          <w:b w:val="false"/>
+          <w:bCs w:val="false"/>
+          <w:sz w:val="21"/>
+          <w:szCs w:val="21"/>
+        </w:rPr>
+        <w:t xml:space="preserve">ほかの問題も図の見るべきところを色でなぞりながら、解説を一段ずつ見せます</w:t>
+      </w:r>
+    </w:p>
+    <w:p>
+      <w:pPr>
+        <w:spacing w:after="120" w:line="300"/>
+      </w:pPr>
+      <w:r>
+        <w:rPr>
+          <w:rFonts w:ascii="Yu Gothic" w:cs="Yu Gothic" w:eastAsia="Yu Gothic" w:hAnsi="Yu Gothic"/>
+          <w:b w:val="false"/>
+          <w:bCs w:val="false"/>
+          <w:sz w:val="21"/>
+          <w:szCs w:val="21"/>
+        </w:rPr>
+        <w:t xml:space="preserve">(解き方を見た問題は学習扱いで0点)</w:t>
       </w:r>
     </w:p>
     <w:p>
@@ -346,7 +772,103 @@
           <w:sz w:val="21"/>
           <w:szCs w:val="21"/>
         </w:rPr>
-        <w:t xml:space="preserve">段位とコンボ：総得点で 見習い → 図形たんけん隊 → 角度ハンター → 面積マイスター → 図形の達人 → 図形仙人。3分タイムアタックとサバイバルも収録しています</w:t>
+        <w:t xml:space="preserve">図の上に自分で補助線を引ける：端点は頂点・辺の中点・円の中心にスナップするので、</w:t>
+      </w:r>
+    </w:p>
+    <w:p>
+      <w:pPr>
+        <w:spacing w:after="120" w:line="300"/>
+      </w:pPr>
+      <w:r>
+        <w:rPr>
+          <w:rFonts w:ascii="Yu Gothic" w:cs="Yu Gothic" w:eastAsia="Yu Gothic" w:hAnsi="Yu Gothic"/>
+          <w:b w:val="false"/>
+          <w:bCs w:val="false"/>
+          <w:sz w:val="21"/>
+          <w:szCs w:val="21"/>
+        </w:rPr>
+        <w:t xml:space="preserve">「折れ点を通る平行線」「頂点と中点を結ぶ」といった狙った線が正確に引けます</w:t>
+      </w:r>
+    </w:p>
+    <w:p>
+      <w:pPr>
+        <w:pStyle w:val="ListParagraph"/>
+        <w:numPr>
+          <w:ilvl w:val="0"/>
+          <w:numId w:val="1"/>
+        </w:numPr>
+        <w:spacing w:after="80" w:line="300"/>
+      </w:pPr>
+      <w:r>
+        <w:rPr>
+          <w:rFonts w:ascii="Yu Gothic" w:cs="Yu Gothic" w:eastAsia="Yu Gothic" w:hAnsi="Yu Gothic"/>
+          <w:sz w:val="21"/>
+          <w:szCs w:val="21"/>
+        </w:rPr>
+        <w:t xml:space="preserve">小学生でも読める：中学受験レベルのステージと小学生向けストーリーでは、</w:t>
+      </w:r>
+    </w:p>
+    <w:p>
+      <w:pPr>
+        <w:spacing w:after="120" w:line="300"/>
+      </w:pPr>
+      <w:r>
+        <w:rPr>
+          <w:rFonts w:ascii="Yu Gothic" w:cs="Yu Gothic" w:eastAsia="Yu Gothic" w:hAnsi="Yu Gothic"/>
+          <w:b w:val="false"/>
+          <w:bCs w:val="false"/>
+          <w:sz w:val="21"/>
+          <w:szCs w:val="21"/>
+        </w:rPr>
+        <w:t xml:space="preserve">小学1年生で習う漢字だけをそのまま出し、それ以外の漢字には漢字の上にふりがなが付きます。</w:t>
+      </w:r>
+    </w:p>
+    <w:p>
+      <w:pPr>
+        <w:spacing w:after="120" w:line="300"/>
+      </w:pPr>
+      <w:r>
+        <w:rPr>
+          <w:rFonts w:ascii="Yu Gothic" w:cs="Yu Gothic" w:eastAsia="Yu Gothic" w:hAnsi="Yu Gothic"/>
+          <w:b w:val="false"/>
+          <w:bCs w:val="false"/>
+          <w:sz w:val="21"/>
+          <w:szCs w:val="21"/>
+        </w:rPr>
+        <w:t xml:space="preserve">問題文も「〜を求めなさい」ではなく「〜は?」と短くしています</w:t>
+      </w:r>
+    </w:p>
+    <w:p>
+      <w:pPr>
+        <w:pStyle w:val="ListParagraph"/>
+        <w:numPr>
+          <w:ilvl w:val="0"/>
+          <w:numId w:val="1"/>
+        </w:numPr>
+        <w:spacing w:after="80" w:line="300"/>
+      </w:pPr>
+      <w:r>
+        <w:rPr>
+          <w:rFonts w:ascii="Yu Gothic" w:cs="Yu Gothic" w:eastAsia="Yu Gothic" w:hAnsi="Yu Gothic"/>
+          <w:sz w:val="21"/>
+          <w:szCs w:val="21"/>
+        </w:rPr>
+        <w:t xml:space="preserve">段位とコンボ：総得点で 見習い → 図形たんけん隊 → 角度ハンター → 面積マイスター →</w:t>
+      </w:r>
+    </w:p>
+    <w:p>
+      <w:pPr>
+        <w:spacing w:after="120" w:line="300"/>
+      </w:pPr>
+      <w:r>
+        <w:rPr>
+          <w:rFonts w:ascii="Yu Gothic" w:cs="Yu Gothic" w:eastAsia="Yu Gothic" w:hAnsi="Yu Gothic"/>
+          <w:b w:val="false"/>
+          <w:bCs w:val="false"/>
+          <w:sz w:val="21"/>
+          <w:szCs w:val="21"/>
+        </w:rPr>
+        <w:t xml:space="preserve">図形の達人 → 図形仙人。3分タイムアタックとサバイバルも収録しています</w:t>
       </w:r>
     </w:p>
     <w:p>
@@ -377,22 +899,67 @@
           <w:sz w:val="21"/>
           <w:szCs w:val="21"/>
         </w:rPr>
-        <w:t xml:space="preserve">角度編・面積編それぞれ最初の4ステージ(計8ステージ)は無料で、中学受験レベルの入口をひととおり遊べます。残り33ステージと、全ステージの「挑戦 10問」、チャレンジ(タイムアタック全コース・サバイバル)は買い切り500円(税込)で解放されます。</w:t>
-      </w:r>
-    </w:p>
-    <w:p>
-      <w:pPr>
-        <w:spacing w:after="200" w:line="300"/>
-      </w:pPr>
-      <w:r>
-        <w:rPr>
-          <w:rFonts w:ascii="Yu Gothic" w:cs="Yu Gothic" w:eastAsia="Yu Gothic" w:hAnsi="Yu Gothic"/>
-          <w:b w:val="false"/>
-          <w:bCs w:val="false"/>
-          <w:sz w:val="21"/>
-          <w:szCs w:val="21"/>
-        </w:rPr>
-        <w:t xml:space="preserve">追加課金・サブスクリプション・広告・ガチャ・スタミナはありません。個人情報の収集も行わず、通信は課金処理のときだけです。</w:t>
+        <w:t xml:space="preserve">角度編・面積編それぞれ最初の4ステージ(計8ステージ)は無料で、</w:t>
+      </w:r>
+    </w:p>
+    <w:p>
+      <w:pPr>
+        <w:spacing w:after="120" w:line="300"/>
+      </w:pPr>
+      <w:r>
+        <w:rPr>
+          <w:rFonts w:ascii="Yu Gothic" w:cs="Yu Gothic" w:eastAsia="Yu Gothic" w:hAnsi="Yu Gothic"/>
+          <w:b w:val="false"/>
+          <w:bCs w:val="false"/>
+          <w:sz w:val="21"/>
+          <w:szCs w:val="21"/>
+        </w:rPr>
+        <w:t xml:space="preserve">中学受験レベルの入口をひととおり遊べます。残り57ステージと、全ステージの「挑戦 10問」、</w:t>
+      </w:r>
+    </w:p>
+    <w:p>
+      <w:pPr>
+        <w:spacing w:after="120" w:line="300"/>
+      </w:pPr>
+      <w:r>
+        <w:rPr>
+          <w:rFonts w:ascii="Yu Gothic" w:cs="Yu Gothic" w:eastAsia="Yu Gothic" w:hAnsi="Yu Gothic"/>
+          <w:b w:val="false"/>
+          <w:bCs w:val="false"/>
+          <w:sz w:val="21"/>
+          <w:szCs w:val="21"/>
+        </w:rPr>
+        <w:t xml:space="preserve">チャレンジ(タイムアタック全コース・サバイバル)は買い切り500円(税込)で解放されます。</w:t>
+      </w:r>
+    </w:p>
+    <w:p>
+      <w:pPr>
+        <w:spacing w:after="120" w:line="300"/>
+      </w:pPr>
+      <w:r>
+        <w:rPr>
+          <w:rFonts w:ascii="Yu Gothic" w:cs="Yu Gothic" w:eastAsia="Yu Gothic" w:hAnsi="Yu Gothic"/>
+          <w:b w:val="false"/>
+          <w:bCs w:val="false"/>
+          <w:sz w:val="21"/>
+          <w:szCs w:val="21"/>
+        </w:rPr>
+        <w:t xml:space="preserve">追加課金・サブスクリプション・広告・ガチャ・スタミナはありません。</w:t>
+      </w:r>
+    </w:p>
+    <w:p>
+      <w:pPr>
+        <w:spacing w:after="120" w:line="300"/>
+      </w:pPr>
+      <w:r>
+        <w:rPr>
+          <w:rFonts w:ascii="Yu Gothic" w:cs="Yu Gothic" w:eastAsia="Yu Gothic" w:hAnsi="Yu Gothic"/>
+          <w:b w:val="false"/>
+          <w:bCs w:val="false"/>
+          <w:sz w:val="21"/>
+          <w:szCs w:val="21"/>
+        </w:rPr>
+        <w:t xml:space="preserve">個人情報の収集も行わず、通信は課金処理のときだけです。</w:t>
       </w:r>
     </w:p>
     <w:p>
@@ -451,7 +1018,7 @@
                 <w:sz w:val="20"/>
                 <w:szCs w:val="20"/>
               </w:rPr>
-              <w:t xml:space="preserve">名称</w:t>
+              <w:t xml:space="preserve">項目</w:t>
             </w:r>
           </w:p>
         </w:tc>
@@ -477,7 +1044,7 @@
                 <w:sz w:val="20"/>
                 <w:szCs w:val="20"/>
               </w:rPr>
-              <w:t xml:space="preserve">図形ハンター ― 角度と面積を撃ち落とせ</w:t>
+              <w:t xml:space="preserve">内容</w:t>
             </w:r>
           </w:p>
         </w:tc>
@@ -506,7 +1073,7 @@
                 <w:sz w:val="20"/>
                 <w:szCs w:val="20"/>
               </w:rPr>
-              <w:t xml:space="preserve">ジャンル</w:t>
+              <w:t xml:space="preserve">名称</w:t>
             </w:r>
           </w:p>
         </w:tc>
@@ -532,7 +1099,7 @@
                 <w:sz w:val="20"/>
                 <w:szCs w:val="20"/>
               </w:rPr>
-              <w:t xml:space="preserve">学習×パズル(図形)</w:t>
+              <w:t xml:space="preserve">図形ハンター ― 角度と面積を撃ち落とせ</w:t>
             </w:r>
           </w:p>
         </w:tc>
@@ -561,7 +1128,7 @@
                 <w:sz w:val="20"/>
                 <w:szCs w:val="20"/>
               </w:rPr>
-              <w:t xml:space="preserve">対応OS</w:t>
+              <w:t xml:space="preserve">ジャンル</w:t>
             </w:r>
           </w:p>
         </w:tc>
@@ -587,7 +1154,7 @@
                 <w:sz w:val="20"/>
                 <w:szCs w:val="20"/>
               </w:rPr>
-              <w:t xml:space="preserve">iOS 17.0以降・iPadOS ／ Android 7.0以降</w:t>
+              <w:t xml:space="preserve">学習×パズル(図形)</w:t>
             </w:r>
           </w:p>
         </w:tc>
@@ -616,7 +1183,7 @@
                 <w:sz w:val="20"/>
                 <w:szCs w:val="20"/>
               </w:rPr>
-              <w:t xml:space="preserve">価格</w:t>
+              <w:t xml:space="preserve">対応OS</w:t>
             </w:r>
           </w:p>
         </w:tc>
@@ -642,7 +1209,7 @@
                 <w:sz w:val="20"/>
                 <w:szCs w:val="20"/>
               </w:rPr>
-              <w:t xml:space="preserve">基本無料(各編の最初の4ステージ)＋買い切り500円(税込・全41ステージ解放)</w:t>
+              <w:t xml:space="preserve">iOS 17.0以降・iPadOS ／ Android 7.0以降</w:t>
             </w:r>
           </w:p>
         </w:tc>
@@ -671,7 +1238,7 @@
                 <w:sz w:val="20"/>
                 <w:szCs w:val="20"/>
               </w:rPr>
-              <w:t xml:space="preserve">配信</w:t>
+              <w:t xml:space="preserve">価格</w:t>
             </w:r>
           </w:p>
         </w:tc>
@@ -697,7 +1264,7 @@
                 <w:sz w:val="20"/>
                 <w:szCs w:val="20"/>
               </w:rPr>
-              <w:t xml:space="preserve">App Store URL：■■■■　Google Play URL：■■■■</w:t>
+              <w:t xml:space="preserve">基本無料(各編の最初の4ステージ)＋買い切り500円(税込・全65ステージ解放)</w:t>
             </w:r>
           </w:p>
         </w:tc>
@@ -726,7 +1293,7 @@
                 <w:sz w:val="20"/>
                 <w:szCs w:val="20"/>
               </w:rPr>
-              <w:t xml:space="preserve">プライバシー</w:t>
+              <w:t xml:space="preserve">配信</w:t>
             </w:r>
           </w:p>
         </w:tc>
@@ -752,7 +1319,62 @@
                 <w:sz w:val="20"/>
                 <w:szCs w:val="20"/>
               </w:rPr>
-              <w:t xml:space="preserve">■■■■</w:t>
+              <w:t xml:space="preserve">App Store URL：■■■■　Google Play URL：■■■■</w:t>
+            </w:r>
+          </w:p>
+        </w:tc>
+      </w:tr>
+      <w:tr>
+        <w:tc>
+          <w:tcPr>
+            <w:tcW w:type="dxa" w:w="2400"/>
+            <w:shd w:fill="EEF1F7" w:val="clear"/>
+            <w:tcMar>
+              <w:top w:type="dxa" w:w="80"/>
+              <w:left w:type="dxa" w:w="120"/>
+              <w:bottom w:type="dxa" w:w="80"/>
+              <w:right w:type="dxa" w:w="120"/>
+            </w:tcMar>
+          </w:tcPr>
+          <w:p>
+            <w:pPr>
+              <w:spacing w:after="0" w:line="280"/>
+            </w:pPr>
+            <w:r>
+              <w:rPr>
+                <w:rFonts w:ascii="Yu Gothic" w:cs="Yu Gothic" w:eastAsia="Yu Gothic" w:hAnsi="Yu Gothic"/>
+                <w:b/>
+                <w:bCs/>
+                <w:sz w:val="20"/>
+                <w:szCs w:val="20"/>
+              </w:rPr>
+              <w:t xml:space="preserve">プライバシー</w:t>
+            </w:r>
+          </w:p>
+        </w:tc>
+        <w:tc>
+          <w:tcPr>
+            <w:tcW w:type="dxa" w:w="6600"/>
+            <w:tcMar>
+              <w:top w:type="dxa" w:w="80"/>
+              <w:left w:type="dxa" w:w="120"/>
+              <w:bottom w:type="dxa" w:w="80"/>
+              <w:right w:type="dxa" w:w="120"/>
+            </w:tcMar>
+          </w:tcPr>
+          <w:p>
+            <w:pPr>
+              <w:spacing w:after="0" w:line="280"/>
+            </w:pPr>
+            <w:r>
+              <w:rPr>
+                <w:rFonts w:ascii="Yu Gothic" w:cs="Yu Gothic" w:eastAsia="Yu Gothic" w:hAnsi="Yu Gothic"/>
+                <w:b w:val="false"/>
+                <w:bCs w:val="false"/>
+                <w:sz w:val="20"/>
+                <w:szCs w:val="20"/>
+              </w:rPr>
+              <w:t xml:space="preserve">■■■■(docs/privacy.html の公開URL)</w:t>
             </w:r>
           </w:p>
         </w:tc>
@@ -814,6 +1436,61 @@
                 <w:sz w:val="20"/>
                 <w:szCs w:val="20"/>
               </w:rPr>
+              <w:t xml:space="preserve">項目</w:t>
+            </w:r>
+          </w:p>
+        </w:tc>
+        <w:tc>
+          <w:tcPr>
+            <w:tcW w:type="dxa" w:w="6600"/>
+            <w:tcMar>
+              <w:top w:type="dxa" w:w="80"/>
+              <w:left w:type="dxa" w:w="120"/>
+              <w:bottom w:type="dxa" w:w="80"/>
+              <w:right w:type="dxa" w:w="120"/>
+            </w:tcMar>
+          </w:tcPr>
+          <w:p>
+            <w:pPr>
+              <w:spacing w:after="0" w:line="280"/>
+            </w:pPr>
+            <w:r>
+              <w:rPr>
+                <w:rFonts w:ascii="Yu Gothic" w:cs="Yu Gothic" w:eastAsia="Yu Gothic" w:hAnsi="Yu Gothic"/>
+                <w:b w:val="false"/>
+                <w:bCs w:val="false"/>
+                <w:sz w:val="20"/>
+                <w:szCs w:val="20"/>
+              </w:rPr>
+              <w:t xml:space="preserve">内容</w:t>
+            </w:r>
+          </w:p>
+        </w:tc>
+      </w:tr>
+      <w:tr>
+        <w:tc>
+          <w:tcPr>
+            <w:tcW w:type="dxa" w:w="2400"/>
+            <w:shd w:fill="EEF1F7" w:val="clear"/>
+            <w:tcMar>
+              <w:top w:type="dxa" w:w="80"/>
+              <w:left w:type="dxa" w:w="120"/>
+              <w:bottom w:type="dxa" w:w="80"/>
+              <w:right w:type="dxa" w:w="120"/>
+            </w:tcMar>
+          </w:tcPr>
+          <w:p>
+            <w:pPr>
+              <w:spacing w:after="0" w:line="280"/>
+            </w:pPr>
+            <w:r>
+              <w:rPr>
+                <w:rFonts w:ascii="Yu Gothic" w:cs="Yu Gothic" w:eastAsia="Yu Gothic" w:hAnsi="Yu Gothic"/>
+                <w:b/>
+                <w:bCs/>
+                <w:sz w:val="20"/>
+                <w:szCs w:val="20"/>
+              </w:rPr>
               <w:t xml:space="preserve">社名</w:t>
             </w:r>
           </w:p>
@@ -1029,7 +1706,7 @@
     </w:p>
     <w:p>
       <w:pPr>
-        <w:spacing w:after="40" w:line="300"/>
+        <w:spacing w:after="120" w:line="300"/>
       </w:pPr>
       <w:r>
         <w:rPr>
@@ -1044,7 +1721,7 @@
     </w:p>
     <w:p>
       <w:pPr>
-        <w:spacing w:after="240" w:line="300"/>
+        <w:spacing w:after="120" w:line="300"/>
       </w:pPr>
       <w:r>
         <w:rPr>
@@ -1055,6 +1732,66 @@
           <w:szCs w:val="21"/>
         </w:rPr>
         <w:t xml:space="preserve">メール：info@snaplace.jp</w:t>
+      </w:r>
+    </w:p>
+    <w:p>
+      <w:pPr>
+        <w:spacing w:after="120" w:line="300"/>
+      </w:pPr>
+      <w:r>
+        <w:rPr>
+          <w:rFonts w:ascii="Yu Gothic" w:cs="Yu Gothic" w:eastAsia="Yu Gothic" w:hAnsi="Yu Gothic"/>
+          <w:b w:val="false"/>
+          <w:bCs w:val="false"/>
+          <w:sz w:val="21"/>
+          <w:szCs w:val="21"/>
+        </w:rPr>
+        <w:t xml:space="preserve">※ ■■■■ の箇所は配信URL確定後・所在地等の確認後に埋めてください。</w:t>
+      </w:r>
+    </w:p>
+    <w:p>
+      <w:pPr>
+        <w:spacing w:after="120" w:line="300"/>
+      </w:pPr>
+      <w:r>
+        <w:rPr>
+          <w:rFonts w:ascii="Yu Gothic" w:cs="Yu Gothic" w:eastAsia="Yu Gothic" w:hAnsi="Yu Gothic"/>
+          <w:b w:val="false"/>
+          <w:bCs w:val="false"/>
+          <w:sz w:val="21"/>
+          <w:szCs w:val="21"/>
+        </w:rPr>
+        <w:t xml:space="preserve">スクリーンショット・アイコン素材は store/入稿セット/ にあります</w:t>
+      </w:r>
+    </w:p>
+    <w:p>
+      <w:pPr>
+        <w:spacing w:after="120" w:line="300"/>
+      </w:pPr>
+      <w:r>
+        <w:rPr>
+          <w:rFonts w:ascii="Yu Gothic" w:cs="Yu Gothic" w:eastAsia="Yu Gothic" w:hAnsi="Yu Gothic"/>
+          <w:b w:val="false"/>
+          <w:bCs w:val="false"/>
+          <w:sz w:val="21"/>
+          <w:szCs w:val="21"/>
+        </w:rPr>
+        <w:t xml:space="preserve">(App Store 6.9インチ 1320×2868 ／ Google Play 1080×1920 ほか各8枚、</w:t>
+      </w:r>
+    </w:p>
+    <w:p>
+      <w:pPr>
+        <w:spacing w:after="120" w:line="300"/>
+      </w:pPr>
+      <w:r>
+        <w:rPr>
+          <w:rFonts w:ascii="Yu Gothic" w:cs="Yu Gothic" w:eastAsia="Yu Gothic" w:hAnsi="Yu Gothic"/>
+          <w:b w:val="false"/>
+          <w:bCs w:val="false"/>
+          <w:sz w:val="21"/>
+          <w:szCs w:val="21"/>
+        </w:rPr>
+        <w:t xml:space="preserve">フィーチャーグラフィック 1024×500)。</w:t>
       </w:r>
     </w:p>
     <w:p>
@@ -1070,7 +1807,7 @@
           <w:sz w:val="18"/>
           <w:szCs w:val="18"/>
         </w:rPr>
-        <w:t xml:space="preserve">※ ■■■■ の箇所は配信URL確定後・所在地等の確認後に埋めてください。スクリーンショット・アイコン素材は store/入稿セット/ にあります(App Store 6.9インチ 1320×2868 ／ Google Play 1080×1920 ほか各8枚、フィーチャーグラフィック 1024×500)。</w:t>
+        <w:t xml:space="preserve">※ ■■■■ の箇所は配信URL確定後・所在地等の確認後に埋めてください。スクリーンショット・アイコン素材は store/入稿セット/ にあります。</w:t>
       </w:r>
     </w:p>
     <w:sectPr>

--- a/store/プレスリリース案.docx
+++ b/store/プレスリリース案.docx
@@ -390,7 +390,37 @@
           <w:sz w:val="21"/>
           <w:szCs w:val="21"/>
         </w:rPr>
-        <w:t xml:space="preserve">小学生(全23回)：中学受験の単元1つ1つに、指でさわって見つける回があります。</w:t>
+        <w:t xml:space="preserve">小学生「たからのちず」(全23歩)：1まいの地図を、はまべ・もり・かわ・どうくつ・</w:t>
+      </w:r>
+    </w:p>
+    <w:p>
+      <w:pPr>
+        <w:spacing w:after="120" w:line="300"/>
+      </w:pPr>
+      <w:r>
+        <w:rPr>
+          <w:rFonts w:ascii="Yu Gothic" w:cs="Yu Gothic" w:eastAsia="Yu Gothic" w:hAnsi="Yu Gothic"/>
+          <w:b w:val="false"/>
+          <w:bCs w:val="false"/>
+          <w:sz w:val="21"/>
+          <w:szCs w:val="21"/>
+        </w:rPr>
+        <w:t xml:space="preserve">やま・たにまとたどって、いちばん奥のたからばこを目ざします。単元1つが地図の1歩で、</w:t>
+      </w:r>
+    </w:p>
+    <w:p>
+      <w:pPr>
+        <w:spacing w:after="120" w:line="300"/>
+      </w:pPr>
+      <w:r>
+        <w:rPr>
+          <w:rFonts w:ascii="Yu Gothic" w:cs="Yu Gothic" w:eastAsia="Yu Gothic" w:hAnsi="Yu Gothic"/>
+          <w:b w:val="false"/>
+          <w:bCs w:val="false"/>
+          <w:sz w:val="21"/>
+          <w:szCs w:val="21"/>
+        </w:rPr>
+        <w:t xml:space="preserve">進むごとに旗が立ち、その先のきりが晴れて地図がひろがります。1歩の中身は、</w:t>
       </w:r>
     </w:p>
     <w:p>

--- a/store/プレスリリース案.docx
+++ b/store/プレスリリース案.docx
@@ -76,7 +76,7 @@
           <w:sz w:val="24"/>
           <w:szCs w:val="24"/>
         </w:rPr>
-        <w:t xml:space="preserve">平面図形の名物問題から三角比・積分まで全65ステージ・30,763通り(値は毎回変わるので答えを覚えられない) ／ 学年ごとに3つのストーリーモード ／ 小学生の範囲は漢字にふりがな ／ 各編の最初の4ステージは無料・以降は買い切り500円 ／ 広告・ガチャ・スタミナなし</w:t>
+        <w:t xml:space="preserve">平面図形の名物問題から三角比・積分まで全65ステージ・30,763通り(値は毎回変わるので答えを覚えられない) ／ 学年ごとに「1枚の地図を進む」ストーリー3本(小学生=たからのちず・中学生=街道図・高校生=星図) ／ 小学生の範囲は漢字にふりがな ／ 各編の最初の4ステージは無料・以降は買い切り500円 ／ 広告・ガチャ・スタミナなし</w:t>
       </w:r>
     </w:p>
     <w:p>
@@ -468,22 +468,52 @@
           <w:sz w:val="21"/>
           <w:szCs w:val="21"/>
         </w:rPr>
-        <w:t xml:space="preserve">中学生(全21章)：図を動かして「動かしても変わらないもの」を見つける物語。</w:t>
-      </w:r>
-    </w:p>
-    <w:p>
-      <w:pPr>
-        <w:spacing w:after="120" w:line="300"/>
-      </w:pPr>
-      <w:r>
-        <w:rPr>
-          <w:rFonts w:ascii="Yu Gothic" w:cs="Yu Gothic" w:eastAsia="Yu Gothic" w:hAnsi="Yu Gothic"/>
-          <w:b w:val="false"/>
-          <w:bCs w:val="false"/>
-          <w:sz w:val="21"/>
-          <w:szCs w:val="21"/>
-        </w:rPr>
-        <w:t xml:space="preserve">公式を高く売りつける渡りの学者の言い分を、自分で測って確かめながら進みます</w:t>
+        <w:t xml:space="preserve">中学生「はかる旅」(全21章)：章えらびは一覧ではなく測量野帳の街道図。</w:t>
+      </w:r>
+    </w:p>
+    <w:p>
+      <w:pPr>
+        <w:spacing w:after="120" w:line="300"/>
+      </w:pPr>
+      <w:r>
+        <w:rPr>
+          <w:rFonts w:ascii="Yu Gothic" w:cs="Yu Gothic" w:eastAsia="Yu Gothic" w:hAnsi="Yu Gothic"/>
+          <w:b w:val="false"/>
+          <w:bCs w:val="false"/>
+          <w:sz w:val="21"/>
+          <w:szCs w:val="21"/>
+        </w:rPr>
+        <w:t xml:space="preserve">三角点をたどって国を測り進み、1章クリアするごとに測量士が次の三角点まで歩いて、</w:t>
+      </w:r>
+    </w:p>
+    <w:p>
+      <w:pPr>
+        <w:spacing w:after="120" w:line="300"/>
+      </w:pPr>
+      <w:r>
+        <w:rPr>
+          <w:rFonts w:ascii="Yu Gothic" w:cs="Yu Gothic" w:eastAsia="Yu Gothic" w:hAnsi="Yu Gothic"/>
+          <w:b w:val="false"/>
+          <w:bCs w:val="false"/>
+          <w:sz w:val="21"/>
+          <w:szCs w:val="21"/>
+        </w:rPr>
+        <w:t xml:space="preserve">その先の霧が晴れます。中身は、図を動かして「動かしても変わらないもの」を</w:t>
+      </w:r>
+    </w:p>
+    <w:p>
+      <w:pPr>
+        <w:spacing w:after="120" w:line="300"/>
+      </w:pPr>
+      <w:r>
+        <w:rPr>
+          <w:rFonts w:ascii="Yu Gothic" w:cs="Yu Gothic" w:eastAsia="Yu Gothic" w:hAnsi="Yu Gothic"/>
+          <w:b w:val="false"/>
+          <w:bCs w:val="false"/>
+          <w:sz w:val="21"/>
+          <w:szCs w:val="21"/>
+        </w:rPr>
+        <w:t xml:space="preserve">見つける物語。公式を高く売りつける渡りの学者の言い分を、自分で測って確かめます</w:t>
       </w:r>
     </w:p>
     <w:p>
@@ -501,7 +531,22 @@
           <w:sz w:val="21"/>
           <w:szCs w:val="21"/>
         </w:rPr>
-        <w:t xml:space="preserve">高校生(全9章)：舞台は移住船が着いたばかりの惑星。基地の軌道計算室で、</w:t>
+        <w:t xml:space="preserve">高校生「軌道計算室」(全9章)：こちらは星図。探査機を飛ばして惑星から惑星へ</w:t>
+      </w:r>
+    </w:p>
+    <w:p>
+      <w:pPr>
+        <w:spacing w:after="120" w:line="300"/>
+      </w:pPr>
+      <w:r>
+        <w:rPr>
+          <w:rFonts w:ascii="Yu Gothic" w:cs="Yu Gothic" w:eastAsia="Yu Gothic" w:hAnsi="Yu Gothic"/>
+          <w:b w:val="false"/>
+          <w:bCs w:val="false"/>
+          <w:sz w:val="21"/>
+          <w:szCs w:val="21"/>
+        </w:rPr>
+        <w:t xml:space="preserve">軌道をつなぎ、遠い恒星をめざします。舞台は移住船が着いたばかりの惑星。基地で</w:t>
       </w:r>
     </w:p>
     <w:p>
@@ -517,6 +562,24 @@
           <w:szCs w:val="21"/>
         </w:rPr>
         <w:t xml:space="preserve">着陸地点・中継塔・通信範囲・打ち上げの軌道を数学だけで決めていきます</w:t>
+      </w:r>
+    </w:p>
+    <w:p>
+      <w:pPr>
+        <w:pStyle w:val="ListParagraph"/>
+        <w:numPr>
+          <w:ilvl w:val="1"/>
+          <w:numId w:val="1"/>
+        </w:numPr>
+        <w:spacing w:after="80" w:line="300"/>
+      </w:pPr>
+      <w:r>
+        <w:rPr>
+          <w:rFonts w:ascii="Yu Gothic" w:cs="Yu Gothic" w:eastAsia="Yu Gothic" w:hAnsi="Yu Gothic"/>
+          <w:sz w:val="21"/>
+          <w:szCs w:val="21"/>
+        </w:rPr>
+        <w:t xml:space="preserve">3本とも答えは電卓入力(選択肢ではありません)。計算しないと出せない問いだからです</w:t>
       </w:r>
     </w:p>
     <w:p>
@@ -706,7 +769,22 @@
           <w:sz w:val="21"/>
           <w:szCs w:val="21"/>
         </w:rPr>
-        <w:t xml:space="preserve">「＝計算」で途中計算もでき、こわれた式はハートを消費せずに教えます</w:t>
+        <w:t xml:space="preserve">「＝計算」で途中計算もでき、こわれた式はハートを消費せずに教えます。</w:t>
+      </w:r>
+    </w:p>
+    <w:p>
+      <w:pPr>
+        <w:spacing w:after="120" w:line="300"/>
+      </w:pPr>
+      <w:r>
+        <w:rPr>
+          <w:rFonts w:ascii="Yu Gothic" w:cs="Yu Gothic" w:eastAsia="Yu Gothic" w:hAnsi="Yu Gothic"/>
+          <w:b w:val="false"/>
+          <w:bCs w:val="false"/>
+          <w:sz w:val="21"/>
+          <w:szCs w:val="21"/>
+        </w:rPr>
+        <w:t xml:space="preserve">本編・チャレンジ・3本のストーリーすべてで同じ電卓を使います</w:t>
       </w:r>
     </w:p>
     <w:p>
@@ -817,7 +895,22 @@
           <w:sz w:val="21"/>
           <w:szCs w:val="21"/>
         </w:rPr>
-        <w:t xml:space="preserve">「折れ点を通る平行線」「頂点と中点を結ぶ」といった狙った線が正確に引けます</w:t>
+        <w:t xml:space="preserve">「折れ点を通る平行線」「頂点と中点を結ぶ」といった狙った線が正確に引けます。</w:t>
+      </w:r>
+    </w:p>
+    <w:p>
+      <w:pPr>
+        <w:spacing w:after="120" w:line="300"/>
+      </w:pPr>
+      <w:r>
+        <w:rPr>
+          <w:rFonts w:ascii="Yu Gothic" w:cs="Yu Gothic" w:eastAsia="Yu Gothic" w:hAnsi="Yu Gothic"/>
+          <w:b w:val="false"/>
+          <w:bCs w:val="false"/>
+          <w:sz w:val="21"/>
+          <w:szCs w:val="21"/>
+        </w:rPr>
+        <w:t xml:space="preserve">本編だけでなく、ストーリーの依頼でも小学生の「しるし」の問題でも使えます</w:t>
       </w:r>
     </w:p>
     <w:p>

--- a/store/プレスリリース案.docx
+++ b/store/プレスリリース案.docx
@@ -1022,37 +1022,67 @@
           <w:sz w:val="21"/>
           <w:szCs w:val="21"/>
         </w:rPr>
-        <w:t xml:space="preserve">角度編・面積編それぞれ最初の4ステージ(計8ステージ)は無料で、</w:t>
-      </w:r>
-    </w:p>
-    <w:p>
-      <w:pPr>
-        <w:spacing w:after="120" w:line="300"/>
-      </w:pPr>
-      <w:r>
-        <w:rPr>
-          <w:rFonts w:ascii="Yu Gothic" w:cs="Yu Gothic" w:eastAsia="Yu Gothic" w:hAnsi="Yu Gothic"/>
-          <w:b w:val="false"/>
-          <w:bCs w:val="false"/>
-          <w:sz w:val="21"/>
-          <w:szCs w:val="21"/>
-        </w:rPr>
-        <w:t xml:space="preserve">中学受験レベルの入口をひととおり遊べます。残り57ステージと、全ステージの「挑戦 10問」、</w:t>
-      </w:r>
-    </w:p>
-    <w:p>
-      <w:pPr>
-        <w:spacing w:after="120" w:line="300"/>
-      </w:pPr>
-      <w:r>
-        <w:rPr>
-          <w:rFonts w:ascii="Yu Gothic" w:cs="Yu Gothic" w:eastAsia="Yu Gothic" w:hAnsi="Yu Gothic"/>
-          <w:b w:val="false"/>
-          <w:bCs w:val="false"/>
-          <w:sz w:val="21"/>
-          <w:szCs w:val="21"/>
-        </w:rPr>
-        <w:t xml:space="preserve">チャレンジ(タイムアタック全コース・サバイバル)は買い切り500円(税込)で解放されます。</w:t>
+        <w:t xml:space="preserve">角度編・面積編それぞれ最初の4ステージ(計8ステージ)は無料。</w:t>
+      </w:r>
+    </w:p>
+    <w:p>
+      <w:pPr>
+        <w:spacing w:after="120" w:line="300"/>
+      </w:pPr>
+      <w:r>
+        <w:rPr>
+          <w:rFonts w:ascii="Yu Gothic" w:cs="Yu Gothic" w:eastAsia="Yu Gothic" w:hAnsi="Yu Gothic"/>
+          <w:b w:val="false"/>
+          <w:bCs w:val="false"/>
+          <w:sz w:val="21"/>
+          <w:szCs w:val="21"/>
+        </w:rPr>
+        <w:t xml:space="preserve">ストーリーは「たからのちず」5歩・中学生3章・高校生2章まで、島取りは学年ごとに先頭2島まで</w:t>
+      </w:r>
+    </w:p>
+    <w:p>
+      <w:pPr>
+        <w:spacing w:after="120" w:line="300"/>
+      </w:pPr>
+      <w:r>
+        <w:rPr>
+          <w:rFonts w:ascii="Yu Gothic" w:cs="Yu Gothic" w:eastAsia="Yu Gothic" w:hAnsi="Yu Gothic"/>
+          <w:b w:val="false"/>
+          <w:bCs w:val="false"/>
+          <w:sz w:val="21"/>
+          <w:szCs w:val="21"/>
+        </w:rPr>
+        <w:t xml:space="preserve">無料で遊べます。残り57ステージ、ストーリーの続き、島取りの残り18島、全ステージの</w:t>
+      </w:r>
+    </w:p>
+    <w:p>
+      <w:pPr>
+        <w:spacing w:after="120" w:line="300"/>
+      </w:pPr>
+      <w:r>
+        <w:rPr>
+          <w:rFonts w:ascii="Yu Gothic" w:cs="Yu Gothic" w:eastAsia="Yu Gothic" w:hAnsi="Yu Gothic"/>
+          <w:b w:val="false"/>
+          <w:bCs w:val="false"/>
+          <w:sz w:val="21"/>
+          <w:szCs w:val="21"/>
+        </w:rPr>
+        <w:t xml:space="preserve">「挑戦 10問」、チャレンジ(タイムアタック全コース・サバイバル)は</w:t>
+      </w:r>
+    </w:p>
+    <w:p>
+      <w:pPr>
+        <w:spacing w:after="120" w:line="300"/>
+      </w:pPr>
+      <w:r>
+        <w:rPr>
+          <w:rFonts w:ascii="Yu Gothic" w:cs="Yu Gothic" w:eastAsia="Yu Gothic" w:hAnsi="Yu Gothic"/>
+          <w:b w:val="false"/>
+          <w:bCs w:val="false"/>
+          <w:sz w:val="21"/>
+          <w:szCs w:val="21"/>
+        </w:rPr>
+        <w:t xml:space="preserve">買い切り500円(税込)で解放されます。</w:t>
       </w:r>
     </w:p>
     <w:p>
